--- a/00-首页/题组Word/综合模拟卷/综合模拟卷I-学生版.docx
+++ b/00-首页/题组Word/综合模拟卷/综合模拟卷I-学生版.docx
@@ -307,15 +307,22 @@
         <w:rPr>
           <w:rFonts w:ascii="Times New Roman" w:hAnsi="Times New Roman" w:eastAsia="Times New Roman" w:cs="Times New Roman"/>
         </w:rPr>
-        <w:t xml:space="preserve"> k</w:t>
-      </w:r>
-      <w:r>
-        <w:rPr>
-          <w:rFonts w:ascii="Times New Roman" w:hAnsi="Times New Roman" w:eastAsia="Times New Roman" w:cs="Times New Roman"/>
-          <w:vertAlign w:val="subscript"/>
-        </w:rPr>
-        <w:t>1</w:t>
-      </w:r>
+        <w:t xml:space="preserve"> </w:t>
+      </w:r>
+      <m:oMath>
+        <m:sSub>
+          <m:e>
+            <m:r>
+              <m:t>k</m:t>
+            </m:r>
+          </m:e>
+          <m:sub>
+            <m:r>
+              <m:t>1</m:t>
+            </m:r>
+          </m:sub>
+        </m:sSub>
+      </m:oMath>
       <w:r>
         <w:rPr>
           <w:rFonts w:ascii="Times New Roman" w:hAnsi="Times New Roman" w:eastAsia="Times New Roman" w:cs="Times New Roman"/>
@@ -332,20 +339,27 @@
         <w:rPr>
           <w:rFonts w:ascii="Times New Roman" w:hAnsi="Times New Roman" w:eastAsia="Times New Roman" w:cs="Times New Roman"/>
         </w:rPr>
-        <w:t xml:space="preserve"> k</w:t>
-      </w:r>
-      <w:r>
-        <w:rPr>
-          <w:rFonts w:ascii="Times New Roman" w:hAnsi="Times New Roman" w:eastAsia="Times New Roman" w:cs="Times New Roman"/>
-          <w:vertAlign w:val="subscript"/>
-        </w:rPr>
-        <w:t>2</w:t>
-      </w:r>
-      <w:r>
-        <w:rPr>
-          <w:rFonts w:ascii="Times New Roman" w:hAnsi="Times New Roman" w:eastAsia="Times New Roman" w:cs="Times New Roman"/>
-        </w:rPr>
-        <w:t>。</w:t>
+        <w:t xml:space="preserve"> </w:t>
+      </w:r>
+      <m:oMath>
+        <m:sSub>
+          <m:e>
+            <m:r>
+              <m:t>k</m:t>
+            </m:r>
+          </m:e>
+          <m:sub>
+            <m:r>
+              <m:t>2</m:t>
+            </m:r>
+          </m:sub>
+        </m:sSub>
+      </m:oMath>
+      <w:r>
+        <w:rPr>
+          <w:rFonts w:ascii="Times New Roman" w:hAnsi="Times New Roman" w:eastAsia="Times New Roman" w:cs="Times New Roman"/>
+        </w:rPr>
+        <w:t xml:space="preserve">。</w:t>
       </w:r>
       <m:oMath>
         <m:r>
@@ -2022,15 +2036,31 @@
         <w:rPr>
           <w:rFonts w:ascii="Times New Roman" w:hAnsi="Times New Roman" w:eastAsia="Times New Roman" w:cs="Times New Roman"/>
         </w:rPr>
-        <w:t xml:space="preserve"> Zn</w:t>
-      </w:r>
-      <w:r>
-        <w:rPr>
-          <w:rFonts w:ascii="Times New Roman" w:hAnsi="Times New Roman" w:eastAsia="Times New Roman" w:cs="Times New Roman"/>
-          <w:vertAlign w:val="superscript"/>
-        </w:rPr>
-        <w:t>2+</w:t>
-      </w:r>
+        <w:t xml:space="preserve"> </w:t>
+      </w:r>
+      <m:oMath>
+        <m:r>
+          <m:t>Z</m:t>
+        </m:r>
+        <m:sSup>
+          <m:e>
+            <m:r>
+              <m:t>n</m:t>
+            </m:r>
+          </m:e>
+          <m:sup>
+            <m:r>
+              <m:t>2</m:t>
+            </m:r>
+            <m:r>
+              <m:rPr>
+                <m:sty m:val="p"/>
+              </m:rPr>
+              <m:t>+</m:t>
+            </m:r>
+          </m:sup>
+        </m:sSup>
+      </m:oMath>
       <w:r>
         <w:rPr>
           <w:rFonts w:ascii="Times New Roman" w:hAnsi="Times New Roman" w:eastAsia="Times New Roman" w:cs="Times New Roman"/>
@@ -2047,15 +2077,25 @@
         <w:rPr>
           <w:rFonts w:ascii="Times New Roman" w:hAnsi="Times New Roman" w:eastAsia="Times New Roman" w:cs="Times New Roman"/>
         </w:rPr>
-        <w:t xml:space="preserve"> H</w:t>
-      </w:r>
-      <w:r>
-        <w:rPr>
-          <w:rFonts w:ascii="Times New Roman" w:hAnsi="Times New Roman" w:eastAsia="Times New Roman" w:cs="Times New Roman"/>
-          <w:vertAlign w:val="superscript"/>
-        </w:rPr>
-        <w:t>+</w:t>
-      </w:r>
+        <w:t xml:space="preserve"> </w:t>
+      </w:r>
+      <m:oMath>
+        <m:sSup>
+          <m:e>
+            <m:r>
+              <m:t>H</m:t>
+            </m:r>
+          </m:e>
+          <m:sup>
+            <m:r>
+              <m:rPr>
+                <m:sty m:val="p"/>
+              </m:rPr>
+              <m:t>+</m:t>
+            </m:r>
+          </m:sup>
+        </m:sSup>
+      </m:oMath>
       <w:r>
         <w:rPr>
           <w:rFonts w:ascii="Times New Roman" w:hAnsi="Times New Roman" w:eastAsia="Times New Roman" w:cs="Times New Roman"/>
@@ -5018,16 +5058,7 @@
         </m:oMathParaPr>
         <m:oMath>
           <m:r>
-            <m:t>1</m:t>
-          </m:r>
-          <m:r>
-            <m:rPr>
-              <m:sty m:val="p"/>
-            </m:rPr>
-            <m:t>.</m:t>
-          </m:r>
-          <m:r>
-            <m:t>5</m:t>
+            <m:t>1.5</m:t>
           </m:r>
           <m:r>
             <m:rPr>
@@ -5112,16 +5143,7 @@
             <m:t>→</m:t>
           </m:r>
           <m:r>
-            <m:t>1</m:t>
-          </m:r>
-          <m:r>
-            <m:rPr>
-              <m:sty m:val="p"/>
-            </m:rPr>
-            <m:t>.</m:t>
-          </m:r>
-          <m:r>
-            <m:t>5</m:t>
+            <m:t>1.5</m:t>
           </m:r>
           <m:sSup>
             <m:e>
@@ -5327,19 +5349,7 @@
             <m:t>×</m:t>
           </m:r>
           <m:r>
-            <m:t>9</m:t>
-          </m:r>
-          <m:r>
-            <m:t>6</m:t>
-          </m:r>
-          <m:r>
-            <m:t>4</m:t>
-          </m:r>
-          <m:r>
-            <m:t>8</m:t>
-          </m:r>
-          <m:r>
-            <m:t>5</m:t>
+            <m:t>96485</m:t>
           </m:r>
           <m:r>
             <m:rPr>
@@ -5354,19 +5364,7 @@
             <m:t>(</m:t>
           </m:r>
           <m:r>
-            <m:t>1</m:t>
-          </m:r>
-          <m:r>
-            <m:rPr>
-              <m:sty m:val="p"/>
-            </m:rPr>
-            <m:t>.</m:t>
-          </m:r>
-          <m:r>
-            <m:t>2</m:t>
-          </m:r>
-          <m:r>
-            <m:t>2</m:t>
+            <m:t>1.22</m:t>
           </m:r>
           <m:r>
             <m:rPr>
@@ -5387,19 +5385,7 @@
             <m:t>−</m:t>
           </m:r>
           <m:r>
-            <m:t>0</m:t>
-          </m:r>
-          <m:r>
-            <m:rPr>
-              <m:sty m:val="p"/>
-            </m:rPr>
-            <m:t>.</m:t>
-          </m:r>
-          <m:r>
-            <m:t>7</m:t>
-          </m:r>
-          <m:r>
-            <m:t>6</m:t>
+            <m:t>0.76</m:t>
           </m:r>
           <m:r>
             <m:rPr>
@@ -5426,13 +5412,7 @@
             <m:t>−</m:t>
           </m:r>
           <m:r>
-            <m:t>5</m:t>
-          </m:r>
-          <m:r>
-            <m:t>7</m:t>
-          </m:r>
-          <m:r>
-            <m:t>3</m:t>
+            <m:t>573</m:t>
           </m:r>
           <m:r>
             <m:rPr>
@@ -5509,16 +5489,6 @@
           <w:rFonts w:ascii="Times New Roman" w:hAnsi="Times New Roman" w:eastAsia="Times New Roman" w:cs="Times New Roman"/>
         </w:rPr>
         <w:t xml:space="preserve"> η = 59/573 = 10%</w:t>
-      </w:r>
-    </w:p>
-    <w:p>
-      <w:pPr>
-        <w:spacing w:before="160" w:after="80"/>
-      </w:pPr>
-      <w:r>
-        <w:pict>
-          <v:rect style="width:0;height:1.5pt" o:hralign="center" o:hrstd="t" o:hr="t"/>
-        </w:pict>
       </w:r>
     </w:p>
     <w:bookmarkEnd w:id="27"/>
@@ -11101,6 +11071,7 @@
     <w:p>
       <w:pPr>
         <w:pStyle w:val="BodyText"/>
+        <w:spacing w:after="80"/>
       </w:pPr>
       <w:r>
         <w:rPr>
@@ -11279,10 +11250,7 @@
       </w:r>
       <m:oMath>
         <m:r>
-          <m:t>2</m:t>
-        </m:r>
-        <m:r>
-          <m:t>5</m:t>
+          <m:t>25</m:t>
         </m:r>
         <m:sSup>
           <m:e>
@@ -11502,15 +11470,279 @@
         <w:t>⽰：</w:t>
       </w:r>
     </w:p>
+    <w:tbl>
+      <w:tblPr>
+        <w:tblStyle w:val="Table"/>
+        <w:tblW w:type="auto" w:w="0"/>
+        <w:tblLook w:firstRow="1" w:lastRow="0" w:firstColumn="0" w:lastColumn="0" w:noHBand="0" w:noVBand="0" w:val="0020"/>
+      </w:tblPr>
+      <w:tblGrid>
+        <w:gridCol w:w="2640"/>
+        <w:gridCol w:w="2640"/>
+        <w:gridCol w:w="2640"/>
+      </w:tblGrid>
+      <w:tr>
+        <w:trPr>
+          <w:tblHeader w:val="on"/>
+        </w:trPr>
+        <w:tc>
+          <w:tcPr/>
+          <w:p>
+            <w:pPr>
+              <w:pStyle w:val="Compact"/>
+              <w:jc w:val="center"/>
+            </w:pPr>
+            <w:r>
+              <w:rPr>
+                <w:rFonts w:hint="eastAsia" w:ascii="Times New Roman" w:hAnsi="Times New Roman" w:eastAsia="SimHei" w:cs="Times New Roman"/>
+                <w:b/>
+              </w:rPr>
+              <w:t xml:space="preserve">烯烃</w:t>
+            </w:r>
+          </w:p>
+        </w:tc>
+        <w:tc>
+          <w:tcPr/>
+          <w:p>
+            <w:pPr>
+              <w:pStyle w:val="Compact"/>
+              <w:jc w:val="center"/>
+            </w:pPr>
+            <w:r>
+              <w:rPr>
+                <w:rFonts w:hint="eastAsia" w:ascii="Times New Roman" w:hAnsi="Times New Roman" w:eastAsia="SimHei" w:cs="Times New Roman"/>
+                <w:b/>
+              </w:rPr>
+              <w:t xml:space="preserve">对于烯烃的反应级数</w:t>
+            </w:r>
+          </w:p>
+        </w:tc>
+        <w:tc>
+          <w:tcPr/>
+          <w:p>
+            <w:pPr>
+              <w:pStyle w:val="Compact"/>
+              <w:jc w:val="center"/>
+            </w:pPr>
+            <w:r>
+              <w:rPr>
+                <w:rFonts w:hint="eastAsia" w:ascii="Times New Roman" w:hAnsi="Times New Roman" w:eastAsia="SimHei" w:cs="Times New Roman"/>
+                <w:b/>
+              </w:rPr>
+              <w:t xml:space="preserve">对于</w:t>
+            </w:r>
+            <w:r>
+              <w:rPr>
+                <w:rFonts w:ascii="Times New Roman" w:hAnsi="Times New Roman" w:eastAsia="Times New Roman" w:cs="Times New Roman"/>
+                <w:b/>
+              </w:rPr>
+              <w:t xml:space="preserve"> </w:t>
+            </w:r>
+            <m:oMath>
+              <m:r>
+                <m:rPr>
+                  <m:sty m:val="p"/>
+                </m:rPr>
+                <m:t>(</m:t>
+              </m:r>
+              <m:r>
+                <m:t>9</m:t>
+              </m:r>
+              <m:r>
+                <m:rPr>
+                  <m:sty m:val="p"/>
+                </m:rPr>
+                <m:t>−</m:t>
+              </m:r>
+              <m:r>
+                <m:t>B</m:t>
+              </m:r>
+              <m:r>
+                <m:t>B</m:t>
+              </m:r>
+              <m:r>
+                <m:t>N</m:t>
+              </m:r>
+              <m:sSub>
+                <m:e>
+                  <m:r>
+                    <m:rPr>
+                      <m:sty m:val="p"/>
+                    </m:rPr>
+                    <m:t>)</m:t>
+                  </m:r>
+                </m:e>
+                <m:sub>
+                  <m:r>
+                    <m:t>2</m:t>
+                  </m:r>
+                </m:sub>
+              </m:sSub>
+            </m:oMath>
+            <w:r>
+              <w:rPr>
+                <w:rFonts w:ascii="Times New Roman" w:hAnsi="Times New Roman" w:eastAsia="Times New Roman" w:cs="Times New Roman"/>
+                <w:b/>
+              </w:rPr>
+              <w:t xml:space="preserve"> </w:t>
+            </w:r>
+            <w:r>
+              <w:rPr>
+                <w:rFonts w:hint="eastAsia" w:ascii="Times New Roman" w:hAnsi="Times New Roman" w:eastAsia="SimHei" w:cs="Times New Roman"/>
+                <w:b/>
+              </w:rPr>
+              <w:t xml:space="preserve">的反应级数</w:t>
+            </w:r>
+          </w:p>
+        </w:tc>
+      </w:tr>
+      <w:tr>
+        <w:tc>
+          <w:tcPr/>
+          <w:p>
+            <w:pPr>
+              <w:pStyle w:val="Compact"/>
+              <w:jc w:val="center"/>
+            </w:pPr>
+            <w:r>
+              <w:rPr>
+                <w:rFonts w:hint="eastAsia" w:ascii="Times New Roman" w:hAnsi="Times New Roman" w:eastAsia="Times New Roman" w:cs="Times New Roman"/>
+              </w:rPr>
+              <w:t>2,3-</w:t>
+            </w:r>
+            <w:r>
+              <w:rPr>
+                <w:rFonts w:hint="eastAsia" w:ascii="Times New Roman" w:hAnsi="Times New Roman" w:eastAsia="FangSong" w:cs="Times New Roman"/>
+              </w:rPr>
+              <w:t>二甲基丁</w:t>
+            </w:r>
+            <w:r>
+              <w:rPr>
+                <w:rFonts w:hint="eastAsia" w:ascii="Times New Roman" w:hAnsi="Times New Roman" w:eastAsia="Times New Roman" w:cs="Times New Roman"/>
+              </w:rPr>
+              <w:t>-2-</w:t>
+            </w:r>
+            <w:r>
+              <w:rPr>
+                <w:rFonts w:hint="eastAsia" w:ascii="Times New Roman" w:hAnsi="Times New Roman" w:eastAsia="FangSong" w:cs="Times New Roman"/>
+              </w:rPr>
+              <w:t>烯</w:t>
+            </w:r>
+          </w:p>
+        </w:tc>
+        <w:tc>
+          <w:tcPr/>
+          <w:p>
+            <w:pPr>
+              <w:pStyle w:val="Compact"/>
+              <w:jc w:val="center"/>
+            </w:pPr>
+            <w:r>
+              <w:rPr>
+                <w:rFonts w:ascii="Times New Roman" w:hAnsi="Times New Roman" w:eastAsia="Times New Roman" w:cs="Times New Roman"/>
+              </w:rPr>
+              <w:t xml:space="preserve">1</w:t>
+            </w:r>
+          </w:p>
+        </w:tc>
+        <w:tc>
+          <w:tcPr/>
+          <w:p>
+            <w:pPr>
+              <w:pStyle w:val="Compact"/>
+              <w:jc w:val="center"/>
+            </w:pPr>
+            <w:r>
+              <w:rPr>
+                <w:rFonts w:ascii="Times New Roman" w:hAnsi="Times New Roman" w:eastAsia="Times New Roman" w:cs="Times New Roman"/>
+              </w:rPr>
+              <w:t xml:space="preserve">1/2</w:t>
+            </w:r>
+          </w:p>
+        </w:tc>
+      </w:tr>
+      <w:tr>
+        <w:tc>
+          <w:tcPr/>
+          <w:p>
+            <w:pPr>
+              <w:pStyle w:val="Compact"/>
+              <w:jc w:val="center"/>
+            </w:pPr>
+            <w:r>
+              <w:rPr>
+                <w:rFonts w:hint="eastAsia" w:ascii="Times New Roman" w:hAnsi="Times New Roman" w:eastAsia="Times New Roman" w:cs="Times New Roman"/>
+              </w:rPr>
+              <w:t>1-</w:t>
+            </w:r>
+            <w:r>
+              <w:rPr>
+                <w:rFonts w:hint="eastAsia" w:ascii="Times New Roman" w:hAnsi="Times New Roman" w:eastAsia="FangSong" w:cs="Times New Roman"/>
+              </w:rPr>
+              <w:t>己烯</w:t>
+            </w:r>
+          </w:p>
+        </w:tc>
+        <w:tc>
+          <w:tcPr/>
+          <w:p>
+            <w:pPr>
+              <w:pStyle w:val="Compact"/>
+              <w:jc w:val="center"/>
+            </w:pPr>
+            <w:r>
+              <w:rPr>
+                <w:rFonts w:ascii="Times New Roman" w:hAnsi="Times New Roman" w:eastAsia="Times New Roman" w:cs="Times New Roman"/>
+              </w:rPr>
+              <w:t xml:space="preserve">0</w:t>
+            </w:r>
+          </w:p>
+        </w:tc>
+        <w:tc>
+          <w:tcPr/>
+          <w:p>
+            <w:pPr>
+              <w:pStyle w:val="Compact"/>
+              <w:jc w:val="center"/>
+            </w:pPr>
+            <w:r>
+              <w:rPr>
+                <w:rFonts w:ascii="Times New Roman" w:hAnsi="Times New Roman" w:eastAsia="Times New Roman" w:cs="Times New Roman"/>
+              </w:rPr>
+              <w:t xml:space="preserve">1</w:t>
+            </w:r>
+          </w:p>
+        </w:tc>
+      </w:tr>
+    </w:tbl>
     <w:p>
       <w:pPr>
         <w:pStyle w:val="BodyText"/>
-      </w:pPr>
-      <w:r>
-        <w:rPr>
-          <w:rFonts w:hint="eastAsia" w:ascii="Times New Roman" w:hAnsi="Times New Roman" w:eastAsia="FangSong" w:cs="Times New Roman"/>
-        </w:rPr>
-        <w:t xml:space="preserve">烯烃</w:t>
+        <w:spacing w:before="120"/>
+      </w:pPr>
+      <w:r>
+        <w:rPr>
+          <w:rFonts w:hint="eastAsia" w:ascii="Times New Roman" w:hAnsi="Times New Roman" w:eastAsia="FangSong" w:cs="Times New Roman"/>
+        </w:rPr>
+        <w:t>试据此通过合理的近似或假设推导两种烯烃哪氢化的反应速率</w:t>
+      </w:r>
+      <w:r>
+        <w:rPr>
+          <w:rFonts w:hint="eastAsia" w:ascii="Times New Roman" w:hAnsi="Times New Roman" w:eastAsia="Times New Roman" w:cs="Times New Roman"/>
+        </w:rPr>
+        <w:t>⽅</w:t>
+      </w:r>
+      <w:r>
+        <w:rPr>
+          <w:rFonts w:hint="eastAsia" w:ascii="Times New Roman" w:hAnsi="Times New Roman" w:eastAsia="FangSong" w:cs="Times New Roman"/>
+        </w:rPr>
+        <w:t>程</w:t>
+      </w:r>
+      <w:r>
+        <w:rPr>
+          <w:rFonts w:hint="eastAsia" w:ascii="Times New Roman" w:hAnsi="Times New Roman" w:eastAsia="Times New Roman" w:cs="Times New Roman"/>
+        </w:rPr>
+        <w:t>。</w:t>
       </w:r>
     </w:p>
     <w:p>
@@ -11519,20 +11751,27 @@
       </w:pPr>
       <w:r>
         <w:rPr>
-          <w:rFonts w:hint="eastAsia" w:ascii="Times New Roman" w:hAnsi="Times New Roman" w:eastAsia="FangSong" w:cs="Times New Roman"/>
-        </w:rPr>
-        <w:t xml:space="preserve">对于烯烃的反应级数</w:t>
-      </w:r>
-    </w:p>
-    <w:p>
-      <w:pPr>
-        <w:pStyle w:val="BodyText"/>
-      </w:pPr>
-      <w:r>
-        <w:rPr>
-          <w:rFonts w:hint="eastAsia" w:ascii="Times New Roman" w:hAnsi="Times New Roman" w:eastAsia="FangSong" w:cs="Times New Roman"/>
-        </w:rPr>
-        <w:t xml:space="preserve">对于</w:t>
+          <w:rFonts w:ascii="Times New Roman" w:hAnsi="Times New Roman" w:eastAsia="Times New Roman" w:cs="Times New Roman"/>
+        </w:rPr>
+        <w:t xml:space="preserve">6-2 </w:t>
+      </w:r>
+      <w:r>
+        <w:rPr>
+          <w:rFonts w:hint="eastAsia" w:ascii="Times New Roman" w:hAnsi="Times New Roman" w:eastAsia="FangSong" w:cs="Times New Roman"/>
+        </w:rPr>
+        <w:t>如下图所</w:t>
+      </w:r>
+      <w:r>
+        <w:rPr>
+          <w:rFonts w:hint="eastAsia" w:ascii="Times New Roman" w:hAnsi="Times New Roman" w:eastAsia="Times New Roman" w:cs="Times New Roman"/>
+        </w:rPr>
+        <w:t>⽰，</w:t>
+      </w:r>
+      <w:r>
+        <w:rPr>
+          <w:rFonts w:hint="eastAsia" w:ascii="Times New Roman" w:hAnsi="Times New Roman" w:eastAsia="FangSong" w:cs="Times New Roman"/>
+        </w:rPr>
+        <w:t>胆固醇</w:t>
       </w:r>
       <w:r>
         <w:rPr>
@@ -11556,7 +11795,82 @@
           <m:t>(</m:t>
         </m:r>
         <m:r>
-          <m:t>9</m:t>
+          <m:rPr>
+            <m:sty m:val="p"/>
+          </m:rPr>
+          <m:t>C</m:t>
+        </m:r>
+        <m:r>
+          <m:rPr>
+            <m:sty m:val="p"/>
+          </m:rPr>
+          <m:t>h</m:t>
+        </m:r>
+        <m:r>
+          <m:rPr>
+            <m:sty m:val="p"/>
+          </m:rPr>
+          <m:t>o</m:t>
+        </m:r>
+        <m:r>
+          <m:rPr>
+            <m:sty m:val="p"/>
+          </m:rPr>
+          <m:t>l</m:t>
+        </m:r>
+        <m:r>
+          <m:rPr>
+            <m:sty m:val="p"/>
+          </m:rPr>
+          <m:t>e</m:t>
+        </m:r>
+        <m:r>
+          <m:rPr>
+            <m:sty m:val="p"/>
+          </m:rPr>
+          <m:t>s</m:t>
+        </m:r>
+        <m:r>
+          <m:rPr>
+            <m:sty m:val="p"/>
+          </m:rPr>
+          <m:t>t</m:t>
+        </m:r>
+        <m:r>
+          <m:rPr>
+            <m:sty m:val="p"/>
+          </m:rPr>
+          <m:t>e</m:t>
+        </m:r>
+        <m:r>
+          <m:rPr>
+            <m:sty m:val="p"/>
+          </m:rPr>
+          <m:t>r</m:t>
+        </m:r>
+        <m:r>
+          <m:rPr>
+            <m:sty m:val="p"/>
+          </m:rPr>
+          <m:t>o</m:t>
+        </m:r>
+        <m:r>
+          <m:rPr>
+            <m:sty m:val="p"/>
+          </m:rPr>
+          <m:t>l</m:t>
+        </m:r>
+        <m:r>
+          <m:rPr>
+            <m:sty m:val="p"/>
+          </m:rPr>
+          <m:t>)</m:t>
+        </m:r>
+        <m:r>
+          <m:rPr>
+            <m:sty m:val="p"/>
+          </m:rPr>
+          <m:t>#</m:t>
         </m:r>
         <m:r>
           <m:rPr>
@@ -11565,300 +11879,7 @@
           <m:t>−</m:t>
         </m:r>
         <m:r>
-          <m:t>B</m:t>
-        </m:r>
-        <m:r>
-          <m:t>B</m:t>
-        </m:r>
-        <m:r>
-          <m:t>N</m:t>
-        </m:r>
-        <m:sSub>
-          <m:e>
-            <m:r>
-              <m:rPr>
-                <m:sty m:val="p"/>
-              </m:rPr>
-              <m:t>)</m:t>
-            </m:r>
-          </m:e>
-          <m:sub>
-            <m:r>
-              <m:t>2</m:t>
-            </m:r>
-          </m:sub>
-        </m:sSub>
-      </m:oMath>
-      <w:r>
-        <w:rPr>
-          <w:rFonts w:ascii="Times New Roman" w:hAnsi="Times New Roman" w:eastAsia="Times New Roman" w:cs="Times New Roman"/>
-        </w:rPr>
-        <w:t xml:space="preserve"> </w:t>
-      </w:r>
-      <w:r>
-        <w:rPr>
-          <w:rFonts w:hint="eastAsia" w:ascii="Times New Roman" w:hAnsi="Times New Roman" w:eastAsia="FangSong" w:cs="Times New Roman"/>
-        </w:rPr>
-        <w:t xml:space="preserve">的反应级数</w:t>
-      </w:r>
-    </w:p>
-    <w:p>
-      <w:pPr>
-        <w:pStyle w:val="BodyText"/>
-      </w:pPr>
-      <w:r>
-        <w:rPr>
-          <w:rFonts w:hint="eastAsia" w:ascii="Times New Roman" w:hAnsi="Times New Roman" w:eastAsia="Times New Roman" w:cs="Times New Roman"/>
-        </w:rPr>
-        <w:t>2,3-</w:t>
-      </w:r>
-      <w:r>
-        <w:rPr>
-          <w:rFonts w:hint="eastAsia" w:ascii="Times New Roman" w:hAnsi="Times New Roman" w:eastAsia="FangSong" w:cs="Times New Roman"/>
-        </w:rPr>
-        <w:t>二甲基丁</w:t>
-      </w:r>
-      <w:r>
-        <w:rPr>
-          <w:rFonts w:hint="eastAsia" w:ascii="Times New Roman" w:hAnsi="Times New Roman" w:eastAsia="Times New Roman" w:cs="Times New Roman"/>
-        </w:rPr>
-        <w:t>-2-</w:t>
-      </w:r>
-      <w:r>
-        <w:rPr>
-          <w:rFonts w:hint="eastAsia" w:ascii="Times New Roman" w:hAnsi="Times New Roman" w:eastAsia="FangSong" w:cs="Times New Roman"/>
-        </w:rPr>
-        <w:t>烯</w:t>
-      </w:r>
-    </w:p>
-    <w:p>
-      <w:pPr>
-        <w:pStyle w:val="BodyText"/>
-      </w:pPr>
-      <w:r>
-        <w:rPr>
-          <w:rFonts w:ascii="Times New Roman" w:hAnsi="Times New Roman" w:eastAsia="Times New Roman" w:cs="Times New Roman"/>
-        </w:rPr>
-        <w:t xml:space="preserve">1</w:t>
-      </w:r>
-    </w:p>
-    <w:p>
-      <w:pPr>
-        <w:pStyle w:val="BodyText"/>
-      </w:pPr>
-      <w:r>
-        <w:rPr>
-          <w:rFonts w:ascii="Times New Roman" w:hAnsi="Times New Roman" w:eastAsia="Times New Roman" w:cs="Times New Roman"/>
-        </w:rPr>
-        <w:t xml:space="preserve">1/2</w:t>
-      </w:r>
-    </w:p>
-    <w:p>
-      <w:pPr>
-        <w:pStyle w:val="BodyText"/>
-      </w:pPr>
-      <w:r>
-        <w:rPr>
-          <w:rFonts w:hint="eastAsia" w:ascii="Times New Roman" w:hAnsi="Times New Roman" w:eastAsia="Times New Roman" w:cs="Times New Roman"/>
-        </w:rPr>
-        <w:t>1-</w:t>
-      </w:r>
-      <w:r>
-        <w:rPr>
-          <w:rFonts w:hint="eastAsia" w:ascii="Times New Roman" w:hAnsi="Times New Roman" w:eastAsia="FangSong" w:cs="Times New Roman"/>
-        </w:rPr>
-        <w:t>己烯</w:t>
-      </w:r>
-    </w:p>
-    <w:p>
-      <w:pPr>
-        <w:pStyle w:val="BodyText"/>
-      </w:pPr>
-      <w:r>
-        <w:rPr>
-          <w:rFonts w:ascii="Times New Roman" w:hAnsi="Times New Roman" w:eastAsia="Times New Roman" w:cs="Times New Roman"/>
-        </w:rPr>
-        <w:t xml:space="preserve">0</w:t>
-      </w:r>
-    </w:p>
-    <w:p>
-      <w:pPr>
-        <w:pStyle w:val="BodyText"/>
-      </w:pPr>
-      <w:r>
-        <w:rPr>
-          <w:rFonts w:ascii="Times New Roman" w:hAnsi="Times New Roman" w:eastAsia="Times New Roman" w:cs="Times New Roman"/>
-        </w:rPr>
-        <w:t xml:space="preserve">1</w:t>
-      </w:r>
-    </w:p>
-    <w:p>
-      <w:pPr>
-        <w:pStyle w:val="BodyText"/>
-      </w:pPr>
-      <w:r>
-        <w:rPr>
-          <w:rFonts w:hint="eastAsia" w:ascii="Times New Roman" w:hAnsi="Times New Roman" w:eastAsia="FangSong" w:cs="Times New Roman"/>
-        </w:rPr>
-        <w:t>试据此通过合理的近似或假设推导两种烯烃哪氢化的反应速率</w:t>
-      </w:r>
-      <w:r>
-        <w:rPr>
-          <w:rFonts w:hint="eastAsia" w:ascii="Times New Roman" w:hAnsi="Times New Roman" w:eastAsia="Times New Roman" w:cs="Times New Roman"/>
-        </w:rPr>
-        <w:t>⽅</w:t>
-      </w:r>
-      <w:r>
-        <w:rPr>
-          <w:rFonts w:hint="eastAsia" w:ascii="Times New Roman" w:hAnsi="Times New Roman" w:eastAsia="FangSong" w:cs="Times New Roman"/>
-        </w:rPr>
-        <w:t>程</w:t>
-      </w:r>
-      <w:r>
-        <w:rPr>
-          <w:rFonts w:hint="eastAsia" w:ascii="Times New Roman" w:hAnsi="Times New Roman" w:eastAsia="Times New Roman" w:cs="Times New Roman"/>
-        </w:rPr>
-        <w:t>。</w:t>
-      </w:r>
-    </w:p>
-    <w:p>
-      <w:pPr>
-        <w:pStyle w:val="BodyText"/>
-      </w:pPr>
-      <w:r>
-        <w:rPr>
-          <w:rFonts w:ascii="Times New Roman" w:hAnsi="Times New Roman" w:eastAsia="Times New Roman" w:cs="Times New Roman"/>
-        </w:rPr>
-        <w:t xml:space="preserve">6-2 </w:t>
-      </w:r>
-      <w:r>
-        <w:rPr>
-          <w:rFonts w:hint="eastAsia" w:ascii="Times New Roman" w:hAnsi="Times New Roman" w:eastAsia="FangSong" w:cs="Times New Roman"/>
-        </w:rPr>
-        <w:t>如下图所</w:t>
-      </w:r>
-      <w:r>
-        <w:rPr>
-          <w:rFonts w:hint="eastAsia" w:ascii="Times New Roman" w:hAnsi="Times New Roman" w:eastAsia="Times New Roman" w:cs="Times New Roman"/>
-        </w:rPr>
-        <w:t>⽰，</w:t>
-      </w:r>
-      <w:r>
-        <w:rPr>
-          <w:rFonts w:hint="eastAsia" w:ascii="Times New Roman" w:hAnsi="Times New Roman" w:eastAsia="FangSong" w:cs="Times New Roman"/>
-        </w:rPr>
-        <w:t>胆固醇</w:t>
-      </w:r>
-      <w:r>
-        <w:rPr>
-          <w:rFonts w:ascii="Times New Roman" w:hAnsi="Times New Roman" w:eastAsia="Times New Roman" w:cs="Times New Roman"/>
-        </w:rPr>
-        <w:t xml:space="preserve"> </w:t>
-      </w:r>
-      <m:oMath>
-        <m:oMathPr>
-          <m:ctrlPr>
-            <w:rPr>
-              <w:sz w:val="28"/>
-              <w:szCs w:val="28"/>
-            </w:rPr>
-          </m:ctrlPr>
-        </m:oMathPr>
-        <m:r>
-          <m:rPr>
-            <m:sty m:val="p"/>
-          </m:rPr>
-          <m:t>(</m:t>
-        </m:r>
-        <m:r>
-          <m:rPr>
-            <m:sty m:val="p"/>
-          </m:rPr>
-          <m:t>C</m:t>
-        </m:r>
-        <m:r>
-          <m:rPr>
-            <m:sty m:val="p"/>
-          </m:rPr>
-          <m:t>h</m:t>
-        </m:r>
-        <m:r>
-          <m:rPr>
-            <m:sty m:val="p"/>
-          </m:rPr>
-          <m:t>o</m:t>
-        </m:r>
-        <m:r>
-          <m:rPr>
-            <m:sty m:val="p"/>
-          </m:rPr>
-          <m:t>l</m:t>
-        </m:r>
-        <m:r>
-          <m:rPr>
-            <m:sty m:val="p"/>
-          </m:rPr>
-          <m:t>e</m:t>
-        </m:r>
-        <m:r>
-          <m:rPr>
-            <m:sty m:val="p"/>
-          </m:rPr>
-          <m:t>s</m:t>
-        </m:r>
-        <m:r>
-          <m:rPr>
-            <m:sty m:val="p"/>
-          </m:rPr>
-          <m:t>t</m:t>
-        </m:r>
-        <m:r>
-          <m:rPr>
-            <m:sty m:val="p"/>
-          </m:rPr>
-          <m:t>e</m:t>
-        </m:r>
-        <m:r>
-          <m:rPr>
-            <m:sty m:val="p"/>
-          </m:rPr>
-          <m:t>r</m:t>
-        </m:r>
-        <m:r>
-          <m:rPr>
-            <m:sty m:val="p"/>
-          </m:rPr>
-          <m:t>o</m:t>
-        </m:r>
-        <m:r>
-          <m:rPr>
-            <m:sty m:val="p"/>
-          </m:rPr>
-          <m:t>l</m:t>
-        </m:r>
-        <m:r>
-          <m:rPr>
-            <m:sty m:val="p"/>
-          </m:rPr>
-          <m:t>)</m:t>
-        </m:r>
-        <m:r>
-          <m:rPr>
-            <m:sty m:val="p"/>
-          </m:rPr>
-          <m:t>#</m:t>
-        </m:r>
-        <m:r>
-          <m:rPr>
-            <m:sty m:val="p"/>
-          </m:rPr>
-          <m:t>−</m:t>
-        </m:r>
-        <m:r>
-          <m:t>2</m:t>
-        </m:r>
-        <m:r>
-          <m:t>0</m:t>
+          <m:t>20</m:t>
         </m:r>
         <m:r>
           <m:t> </m:t>
@@ -12982,10 +13003,7 @@
           </m:ctrlPr>
         </m:oMathPr>
         <m:r>
-          <m:t>2</m:t>
-        </m:r>
-        <m:r>
-          <m:t>5</m:t>
+          <m:t>25</m:t>
         </m:r>
         <m:r>
           <m:rPr>
@@ -12994,13 +13012,7 @@
           <m:t>∼</m:t>
         </m:r>
         <m:r>
-          <m:t>1</m:t>
-        </m:r>
-        <m:r>
-          <m:t>0</m:t>
-        </m:r>
-        <m:r>
-          <m:t>0</m:t>
+          <m:t>100</m:t>
         </m:r>
         <m:sSup>
           <m:e>
@@ -13109,22 +13121,7 @@
           <m:t>=</m:t>
         </m:r>
         <m:r>
-          <m:t>4</m:t>
-        </m:r>
-        <m:r>
-          <m:t>2</m:t>
-        </m:r>
-        <m:r>
-          <m:rPr>
-            <m:sty m:val="p"/>
-          </m:rPr>
-          <m:t>.</m:t>
-        </m:r>
-        <m:r>
-          <m:t>7</m:t>
-        </m:r>
-        <m:r>
-          <m:t>4</m:t>
+          <m:t>42.74</m:t>
         </m:r>
         <m:r>
           <m:rPr>
@@ -13198,13 +13195,7 @@
       </w:r>
       <m:oMath>
         <m:r>
-          <m:t>1</m:t>
-        </m:r>
-        <m:r>
-          <m:t>0</m:t>
-        </m:r>
-        <m:r>
-          <m:t>0</m:t>
+          <m:t>100</m:t>
         </m:r>
         <m:sSup>
           <m:e>
@@ -13307,19 +13298,7 @@
           <m:t>=</m:t>
         </m:r>
         <m:r>
-          <m:t>8</m:t>
-        </m:r>
-        <m:r>
-          <m:rPr>
-            <m:sty m:val="p"/>
-          </m:rPr>
-          <m:t>.</m:t>
-        </m:r>
-        <m:r>
-          <m:t>3</m:t>
-        </m:r>
-        <m:r>
-          <m:t>3</m:t>
+          <m:t>8.33</m:t>
         </m:r>
         <m:r>
           <m:rPr>
@@ -13414,10 +13393,7 @@
       </w:r>
       <m:oMath>
         <m:r>
-          <m:t>2</m:t>
-        </m:r>
-        <m:r>
-          <m:t>5</m:t>
+          <m:t>25</m:t>
         </m:r>
         <m:sSup>
           <m:e>
@@ -13635,16 +13611,6 @@
           <w:rFonts w:hint="eastAsia" w:ascii="Times New Roman" w:hAnsi="Times New Roman" w:eastAsia="Times New Roman" w:cs="Times New Roman"/>
         </w:rPr>
         <w:t>。</w:t>
-      </w:r>
-    </w:p>
-    <w:p>
-      <w:pPr>
-        <w:spacing w:before="160" w:after="80"/>
-      </w:pPr>
-      <w:r>
-        <w:pict>
-          <v:rect style="width:0;height:1.5pt" o:hralign="center" o:hrstd="t" o:hr="t"/>
-        </w:pict>
       </w:r>
     </w:p>
     <w:bookmarkEnd w:id="75"/>
@@ -14677,16 +14643,6 @@
         <w:t>____。</w:t>
       </w:r>
     </w:p>
-    <w:p>
-      <w:pPr>
-        <w:spacing w:before="160" w:after="80"/>
-      </w:pPr>
-      <w:r>
-        <w:pict>
-          <v:rect style="width:0;height:1.5pt" o:hralign="center" o:hrstd="t" o:hr="t"/>
-        </w:pict>
-      </w:r>
-    </w:p>
     <w:bookmarkEnd w:id="79"/>
     <w:bookmarkStart w:id="80" w:name="元素与分析6-题"/>
     <w:p>
@@ -15174,20 +15130,53 @@
         <w:rPr>
           <w:rFonts w:ascii="Times New Roman" w:hAnsi="Times New Roman" w:eastAsia="Times New Roman" w:cs="Times New Roman"/>
         </w:rPr>
-        <w:t xml:space="preserve"> NaFeO</w:t>
-      </w:r>
-      <w:r>
-        <w:rPr>
-          <w:rFonts w:ascii="Times New Roman" w:hAnsi="Times New Roman" w:eastAsia="Times New Roman" w:cs="Times New Roman"/>
-          <w:vertAlign w:val="subscript"/>
-        </w:rPr>
-        <w:t>2</w:t>
-      </w:r>
-      <w:r>
-        <w:rPr>
-          <w:rFonts w:ascii="Times New Roman" w:hAnsi="Times New Roman" w:eastAsia="Times New Roman" w:cs="Times New Roman"/>
-        </w:rPr>
-        <w:t xml:space="preserve"> ; D </w:t>
+        <w:t xml:space="preserve"> </w:t>
+      </w:r>
+      <m:oMath>
+        <m:oMathPr>
+          <m:ctrlPr>
+            <w:rPr>
+              <w:sz w:val="28"/>
+              <w:szCs w:val="28"/>
+            </w:rPr>
+          </m:ctrlPr>
+        </m:oMathPr>
+        <m:r>
+          <m:t>N</m:t>
+        </m:r>
+        <m:r>
+          <m:t>a</m:t>
+        </m:r>
+        <m:r>
+          <m:t>F</m:t>
+        </m:r>
+        <m:r>
+          <m:t>e</m:t>
+        </m:r>
+        <m:sSub>
+          <m:e>
+            <m:r>
+              <m:t>O</m:t>
+            </m:r>
+          </m:e>
+          <m:sub>
+            <m:r>
+              <m:t>2</m:t>
+            </m:r>
+          </m:sub>
+        </m:sSub>
+      </m:oMath>
+      <w:r>
+        <w:rPr>
+          <w:rFonts w:ascii="Times New Roman" w:hAnsi="Times New Roman" w:eastAsia="Times New Roman" w:cs="Times New Roman"/>
+        </w:rPr>
+        <w:t xml:space="preserve"> </w:t>
+      </w:r>
+      <w:r>
+        <w:rPr>
+          <w:rFonts w:ascii="Times New Roman" w:hAnsi="Times New Roman" w:eastAsia="Times New Roman" w:cs="Times New Roman"/>
+        </w:rPr>
+        <w:t xml:space="preserve">; D </w:t>
       </w:r>
       <w:r>
         <w:rPr>
@@ -18066,7 +18055,7 @@
     <ns0:name ns0:val="Verbatim Char"/>
     <ns0:basedOn ns0:val="BodyTextChar"/>
     <ns0:rPr>
-      <ns0:rFonts ns0:ascii="Times New Roman" ns0:cs="Times New Roman" ns0:eastAsia="FangSong" ns0:hAnsi="Times New Roman"/>
+      <ns0:rFonts ns0:ascii="SimSun" ns0:cs="SimSun" ns0:eastAsia="SimSun" ns0:hAnsi="SimSun"/>
       <ns0:b ns0:val="0"/>
       <ns0:sz ns0:val="20"/>
     </ns0:rPr>
@@ -18120,7 +18109,7 @@
       <w:wordWrap w:val="off"/>
     </w:pPr>
     <ns0:rPr>
-      <w:rFonts ns0:ascii="Times New Roman" ns0:hAnsi="Times New Roman" ns0:eastAsia="FangSong" ns0:cs="Times New Roman"/>
+      <w:rFonts ns0:ascii="SimSun" ns0:hAnsi="SimSun" ns0:eastAsia="SimSun" ns0:cs="SimSun"/>
     </ns0:rPr>
   </w:style>
   <w:style w:type="character" w:customStyle="1" w:styleId="KeywordTok">

--- a/00-首页/题组Word/综合模拟卷/综合模拟卷I-学生版.docx
+++ b/00-首页/题组Word/综合模拟卷/综合模拟卷I-学生版.docx
@@ -806,6 +806,31 @@
         <w:t>。</w:t>
       </w:r>
     </w:p>
+    <w:p>
+      <w:pPr>
+        <w:spacing w:before="0" w:after="0"/>
+      </w:pPr>
+    </w:p>
+    <w:p>
+      <w:pPr>
+        <w:spacing w:before="0" w:after="0"/>
+      </w:pPr>
+    </w:p>
+    <w:p>
+      <w:pPr>
+        <w:spacing w:before="0" w:after="0"/>
+      </w:pPr>
+    </w:p>
+    <w:p>
+      <w:pPr>
+        <w:spacing w:before="0" w:after="0"/>
+      </w:pPr>
+    </w:p>
+    <w:p>
+      <w:pPr>
+        <w:spacing w:before="0" w:after="0"/>
+      </w:pPr>
+    </w:p>
     <w:bookmarkEnd w:id="10"/>
     <w:bookmarkStart w:id="11" w:name="第-2-题"/>
     <w:p>
@@ -1635,6 +1660,46 @@
         <w:t>？</w:t>
       </w:r>
     </w:p>
+    <w:p>
+      <w:pPr>
+        <w:spacing w:before="0" w:after="0"/>
+      </w:pPr>
+    </w:p>
+    <w:p>
+      <w:pPr>
+        <w:spacing w:before="0" w:after="0"/>
+      </w:pPr>
+    </w:p>
+    <w:p>
+      <w:pPr>
+        <w:spacing w:before="0" w:after="0"/>
+      </w:pPr>
+    </w:p>
+    <w:p>
+      <w:pPr>
+        <w:spacing w:before="0" w:after="0"/>
+      </w:pPr>
+    </w:p>
+    <w:p>
+      <w:pPr>
+        <w:spacing w:before="0" w:after="0"/>
+      </w:pPr>
+    </w:p>
+    <w:p>
+      <w:pPr>
+        <w:spacing w:before="0" w:after="0"/>
+      </w:pPr>
+    </w:p>
+    <w:p>
+      <w:pPr>
+        <w:spacing w:before="0" w:after="0"/>
+      </w:pPr>
+    </w:p>
+    <w:p>
+      <w:pPr>
+        <w:spacing w:before="0" w:after="0"/>
+      </w:pPr>
+    </w:p>
     <w:bookmarkEnd w:id="11"/>
     <w:bookmarkStart w:id="12" w:name="第-3-题"/>
     <w:p>
@@ -2317,6 +2382,46 @@
         </w:rPr>
         <w:t xml:space="preserve"> 65.39)</w:t>
       </w:r>
+    </w:p>
+    <w:p>
+      <w:pPr>
+        <w:spacing w:before="0" w:after="0"/>
+      </w:pPr>
+    </w:p>
+    <w:p>
+      <w:pPr>
+        <w:spacing w:before="0" w:after="0"/>
+      </w:pPr>
+    </w:p>
+    <w:p>
+      <w:pPr>
+        <w:spacing w:before="0" w:after="0"/>
+      </w:pPr>
+    </w:p>
+    <w:p>
+      <w:pPr>
+        <w:spacing w:before="0" w:after="0"/>
+      </w:pPr>
+    </w:p>
+    <w:p>
+      <w:pPr>
+        <w:spacing w:before="0" w:after="0"/>
+      </w:pPr>
+    </w:p>
+    <w:p>
+      <w:pPr>
+        <w:spacing w:before="0" w:after="0"/>
+      </w:pPr>
+    </w:p>
+    <w:p>
+      <w:pPr>
+        <w:spacing w:before="0" w:after="0"/>
+      </w:pPr>
+    </w:p>
+    <w:p>
+      <w:pPr>
+        <w:spacing w:before="0" w:after="0"/>
+      </w:pPr>
     </w:p>
     <w:bookmarkEnd w:id="12"/>
     <w:bookmarkStart w:id="13" w:name="第-4-题"/>
@@ -3326,6 +3431,46 @@
         </w:rPr>
         <w:t>）</w:t>
       </w:r>
+    </w:p>
+    <w:p>
+      <w:pPr>
+        <w:spacing w:before="0" w:after="0"/>
+      </w:pPr>
+    </w:p>
+    <w:p>
+      <w:pPr>
+        <w:spacing w:before="0" w:after="0"/>
+      </w:pPr>
+    </w:p>
+    <w:p>
+      <w:pPr>
+        <w:spacing w:before="0" w:after="0"/>
+      </w:pPr>
+    </w:p>
+    <w:p>
+      <w:pPr>
+        <w:spacing w:before="0" w:after="0"/>
+      </w:pPr>
+    </w:p>
+    <w:p>
+      <w:pPr>
+        <w:spacing w:before="0" w:after="0"/>
+      </w:pPr>
+    </w:p>
+    <w:p>
+      <w:pPr>
+        <w:spacing w:before="0" w:after="0"/>
+      </w:pPr>
+    </w:p>
+    <w:p>
+      <w:pPr>
+        <w:spacing w:before="0" w:after="0"/>
+      </w:pPr>
+    </w:p>
+    <w:p>
+      <w:pPr>
+        <w:spacing w:before="0" w:after="0"/>
+      </w:pPr>
     </w:p>
     <w:bookmarkEnd w:id="14"/>
     <w:bookmarkStart w:id="28" w:name="第-5-题"/>
@@ -4010,7 +4155,7 @@
         </w:rPr>
         <w:drawing>
           <wp:inline>
-            <wp:extent cx="2298700" cy="3441700"/>
+            <wp:extent cx="2285808" cy="3441700"/>
             <wp:effectExtent b="0" l="0" r="0" t="0"/>
             <wp:docPr descr="" title="" id="20" name="Picture"/>
             <a:graphic>
@@ -4031,7 +4176,7 @@
                   <pic:spPr bwMode="auto">
                     <a:xfrm>
                       <a:off x="0" y="0"/>
-                      <a:ext cx="2298700" cy="3441700"/>
+                      <a:ext cx="2285808" cy="3441700"/>
                     </a:xfrm>
                     <a:prstGeom prst="rect">
                       <a:avLst/>
@@ -5491,6 +5636,46 @@
         <w:t xml:space="preserve"> η = 59/573 = 10%</w:t>
       </w:r>
     </w:p>
+    <w:p>
+      <w:pPr>
+        <w:spacing w:before="0" w:after="0"/>
+      </w:pPr>
+    </w:p>
+    <w:p>
+      <w:pPr>
+        <w:spacing w:before="0" w:after="0"/>
+      </w:pPr>
+    </w:p>
+    <w:p>
+      <w:pPr>
+        <w:spacing w:before="0" w:after="0"/>
+      </w:pPr>
+    </w:p>
+    <w:p>
+      <w:pPr>
+        <w:spacing w:before="0" w:after="0"/>
+      </w:pPr>
+    </w:p>
+    <w:p>
+      <w:pPr>
+        <w:spacing w:before="0" w:after="0"/>
+      </w:pPr>
+    </w:p>
+    <w:p>
+      <w:pPr>
+        <w:spacing w:before="0" w:after="0"/>
+      </w:pPr>
+    </w:p>
+    <w:p>
+      <w:pPr>
+        <w:spacing w:before="0" w:after="0"/>
+      </w:pPr>
+    </w:p>
+    <w:p>
+      <w:pPr>
+        <w:spacing w:before="0" w:after="0"/>
+      </w:pPr>
+    </w:p>
     <w:bookmarkEnd w:id="27"/>
     <w:bookmarkEnd w:id="28"/>
     <w:bookmarkStart w:id="34" w:name="第-6-题"/>
@@ -6562,6 +6747,46 @@
         <w:t>。</w:t>
       </w:r>
     </w:p>
+    <w:p>
+      <w:pPr>
+        <w:spacing w:before="0" w:after="0"/>
+      </w:pPr>
+    </w:p>
+    <w:p>
+      <w:pPr>
+        <w:spacing w:before="0" w:after="0"/>
+      </w:pPr>
+    </w:p>
+    <w:p>
+      <w:pPr>
+        <w:spacing w:before="0" w:after="0"/>
+      </w:pPr>
+    </w:p>
+    <w:p>
+      <w:pPr>
+        <w:spacing w:before="0" w:after="0"/>
+      </w:pPr>
+    </w:p>
+    <w:p>
+      <w:pPr>
+        <w:spacing w:before="0" w:after="0"/>
+      </w:pPr>
+    </w:p>
+    <w:p>
+      <w:pPr>
+        <w:spacing w:before="0" w:after="0"/>
+      </w:pPr>
+    </w:p>
+    <w:p>
+      <w:pPr>
+        <w:spacing w:before="0" w:after="0"/>
+      </w:pPr>
+    </w:p>
+    <w:p>
+      <w:pPr>
+        <w:spacing w:before="0" w:after="0"/>
+      </w:pPr>
+    </w:p>
     <w:bookmarkEnd w:id="33"/>
     <w:bookmarkEnd w:id="34"/>
     <w:bookmarkStart w:id="40" w:name="第-7-题"/>
@@ -7566,6 +7791,46 @@
         </w:rPr>
         <w:t>。</w:t>
       </w:r>
+    </w:p>
+    <w:p>
+      <w:pPr>
+        <w:spacing w:before="0" w:after="0"/>
+      </w:pPr>
+    </w:p>
+    <w:p>
+      <w:pPr>
+        <w:spacing w:before="0" w:after="0"/>
+      </w:pPr>
+    </w:p>
+    <w:p>
+      <w:pPr>
+        <w:spacing w:before="0" w:after="0"/>
+      </w:pPr>
+    </w:p>
+    <w:p>
+      <w:pPr>
+        <w:spacing w:before="0" w:after="0"/>
+      </w:pPr>
+    </w:p>
+    <w:p>
+      <w:pPr>
+        <w:spacing w:before="0" w:after="0"/>
+      </w:pPr>
+    </w:p>
+    <w:p>
+      <w:pPr>
+        <w:spacing w:before="0" w:after="0"/>
+      </w:pPr>
+    </w:p>
+    <w:p>
+      <w:pPr>
+        <w:spacing w:before="0" w:after="0"/>
+      </w:pPr>
+    </w:p>
+    <w:p>
+      <w:pPr>
+        <w:spacing w:before="0" w:after="0"/>
+      </w:pPr>
     </w:p>
     <w:bookmarkEnd w:id="39"/>
     <w:bookmarkEnd w:id="40"/>
@@ -8794,6 +9059,46 @@
         </w:drawing>
       </w:r>
     </w:p>
+    <w:p>
+      <w:pPr>
+        <w:spacing w:before="0" w:after="0"/>
+      </w:pPr>
+    </w:p>
+    <w:p>
+      <w:pPr>
+        <w:spacing w:before="0" w:after="0"/>
+      </w:pPr>
+    </w:p>
+    <w:p>
+      <w:pPr>
+        <w:spacing w:before="0" w:after="0"/>
+      </w:pPr>
+    </w:p>
+    <w:p>
+      <w:pPr>
+        <w:spacing w:before="0" w:after="0"/>
+      </w:pPr>
+    </w:p>
+    <w:p>
+      <w:pPr>
+        <w:spacing w:before="0" w:after="0"/>
+      </w:pPr>
+    </w:p>
+    <w:p>
+      <w:pPr>
+        <w:spacing w:before="0" w:after="0"/>
+      </w:pPr>
+    </w:p>
+    <w:p>
+      <w:pPr>
+        <w:spacing w:before="0" w:after="0"/>
+      </w:pPr>
+    </w:p>
+    <w:p>
+      <w:pPr>
+        <w:spacing w:before="0" w:after="0"/>
+      </w:pPr>
+    </w:p>
     <w:bookmarkEnd w:id="52"/>
     <w:bookmarkEnd w:id="53"/>
     <w:bookmarkStart w:id="57" w:name="第-9-题"/>
@@ -9944,6 +10249,46 @@
         <w:t>）</w:t>
       </w:r>
     </w:p>
+    <w:p>
+      <w:pPr>
+        <w:spacing w:before="0" w:after="0"/>
+      </w:pPr>
+    </w:p>
+    <w:p>
+      <w:pPr>
+        <w:spacing w:before="0" w:after="0"/>
+      </w:pPr>
+    </w:p>
+    <w:p>
+      <w:pPr>
+        <w:spacing w:before="0" w:after="0"/>
+      </w:pPr>
+    </w:p>
+    <w:p>
+      <w:pPr>
+        <w:spacing w:before="0" w:after="0"/>
+      </w:pPr>
+    </w:p>
+    <w:p>
+      <w:pPr>
+        <w:spacing w:before="0" w:after="0"/>
+      </w:pPr>
+    </w:p>
+    <w:p>
+      <w:pPr>
+        <w:spacing w:before="0" w:after="0"/>
+      </w:pPr>
+    </w:p>
+    <w:p>
+      <w:pPr>
+        <w:spacing w:before="0" w:after="0"/>
+      </w:pPr>
+    </w:p>
+    <w:p>
+      <w:pPr>
+        <w:spacing w:before="0" w:after="0"/>
+      </w:pPr>
+    </w:p>
     <w:bookmarkEnd w:id="58"/>
     <w:bookmarkStart w:id="62" w:name="第-10-题"/>
     <w:p>
@@ -10188,7 +10533,7 @@
         </w:rPr>
         <w:drawing>
           <wp:inline>
-            <wp:extent cx="3600000" cy="2084571"/>
+            <wp:extent cx="3600000" cy="2064000"/>
             <wp:effectExtent b="0" l="0" r="0" t="0"/>
             <wp:docPr descr="" title="" id="60" name="Picture"/>
             <a:graphic>
@@ -10209,7 +10554,7 @@
                   <pic:spPr bwMode="auto">
                     <a:xfrm>
                       <a:off x="0" y="0"/>
-                      <a:ext cx="3600000" cy="2084571"/>
+                      <a:ext cx="3600000" cy="2064000"/>
                     </a:xfrm>
                     <a:prstGeom prst="rect">
                       <a:avLst/>
@@ -10227,6 +10572,16 @@
           </wp:inline>
         </w:drawing>
       </w:r>
+    </w:p>
+    <w:p>
+      <w:pPr>
+        <w:spacing w:before="0" w:after="0"/>
+      </w:pPr>
+    </w:p>
+    <w:p>
+      <w:pPr>
+        <w:spacing w:before="0" w:after="0"/>
+      </w:pPr>
     </w:p>
     <w:bookmarkEnd w:id="62"/>
     <w:bookmarkStart w:id="75" w:name="第-11-题"/>
@@ -12222,7 +12577,7 @@
         </w:rPr>
         <w:drawing>
           <wp:inline>
-            <wp:extent cx="3240000" cy="2579999"/>
+            <wp:extent cx="3229411" cy="2579999"/>
             <wp:effectExtent b="0" l="0" r="0" t="0"/>
             <wp:docPr descr="" title="" id="67" name="Picture"/>
             <a:graphic>
@@ -12243,7 +12598,7 @@
                   <pic:spPr bwMode="auto">
                     <a:xfrm>
                       <a:off x="0" y="0"/>
-                      <a:ext cx="3240000" cy="2579999"/>
+                      <a:ext cx="3229411" cy="2579999"/>
                     </a:xfrm>
                     <a:prstGeom prst="rect">
                       <a:avLst/>
@@ -12746,7 +13101,7 @@
         </w:rPr>
         <w:drawing>
           <wp:inline>
-            <wp:extent cx="3600000" cy="1121999"/>
+            <wp:extent cx="3600000" cy="1117863"/>
             <wp:effectExtent b="0" l="0" r="0" t="0"/>
             <wp:docPr descr="" title="" id="73" name="Picture"/>
             <a:graphic>
@@ -12767,7 +13122,7 @@
                   <pic:spPr bwMode="auto">
                     <a:xfrm>
                       <a:off x="0" y="0"/>
-                      <a:ext cx="3600000" cy="1121999"/>
+                      <a:ext cx="3600000" cy="1117863"/>
                     </a:xfrm>
                     <a:prstGeom prst="rect">
                       <a:avLst/>
@@ -13612,6 +13967,46 @@
         </w:rPr>
         <w:t>。</w:t>
       </w:r>
+    </w:p>
+    <w:p>
+      <w:pPr>
+        <w:spacing w:before="0" w:after="0"/>
+      </w:pPr>
+    </w:p>
+    <w:p>
+      <w:pPr>
+        <w:spacing w:before="0" w:after="0"/>
+      </w:pPr>
+    </w:p>
+    <w:p>
+      <w:pPr>
+        <w:spacing w:before="0" w:after="0"/>
+      </w:pPr>
+    </w:p>
+    <w:p>
+      <w:pPr>
+        <w:spacing w:before="0" w:after="0"/>
+      </w:pPr>
+    </w:p>
+    <w:p>
+      <w:pPr>
+        <w:spacing w:before="0" w:after="0"/>
+      </w:pPr>
+    </w:p>
+    <w:p>
+      <w:pPr>
+        <w:spacing w:before="0" w:after="0"/>
+      </w:pPr>
+    </w:p>
+    <w:p>
+      <w:pPr>
+        <w:spacing w:before="0" w:after="0"/>
+      </w:pPr>
+    </w:p>
+    <w:p>
+      <w:pPr>
+        <w:spacing w:before="0" w:after="0"/>
+      </w:pPr>
     </w:p>
     <w:bookmarkEnd w:id="75"/>
     <w:bookmarkStart w:id="79" w:name="第-12-题"/>
@@ -14681,6 +15076,46 @@
         <w:t>）</w:t>
       </w:r>
     </w:p>
+    <w:p>
+      <w:pPr>
+        <w:spacing w:before="0" w:after="0"/>
+      </w:pPr>
+    </w:p>
+    <w:p>
+      <w:pPr>
+        <w:spacing w:before="0" w:after="0"/>
+      </w:pPr>
+    </w:p>
+    <w:p>
+      <w:pPr>
+        <w:spacing w:before="0" w:after="0"/>
+      </w:pPr>
+    </w:p>
+    <w:p>
+      <w:pPr>
+        <w:spacing w:before="0" w:after="0"/>
+      </w:pPr>
+    </w:p>
+    <w:p>
+      <w:pPr>
+        <w:spacing w:before="0" w:after="0"/>
+      </w:pPr>
+    </w:p>
+    <w:p>
+      <w:pPr>
+        <w:spacing w:before="0" w:after="0"/>
+      </w:pPr>
+    </w:p>
+    <w:p>
+      <w:pPr>
+        <w:spacing w:before="0" w:after="0"/>
+      </w:pPr>
+    </w:p>
+    <w:p>
+      <w:pPr>
+        <w:spacing w:before="0" w:after="0"/>
+      </w:pPr>
+    </w:p>
     <w:bookmarkEnd w:id="80"/>
     <w:bookmarkStart w:id="81" w:name="第-13-题"/>
     <w:p>
@@ -14884,6 +15319,31 @@
         </w:rPr>
         <w:t>。</w:t>
       </w:r>
+    </w:p>
+    <w:p>
+      <w:pPr>
+        <w:spacing w:before="0" w:after="0"/>
+      </w:pPr>
+    </w:p>
+    <w:p>
+      <w:pPr>
+        <w:spacing w:before="0" w:after="0"/>
+      </w:pPr>
+    </w:p>
+    <w:p>
+      <w:pPr>
+        <w:spacing w:before="0" w:after="0"/>
+      </w:pPr>
+    </w:p>
+    <w:p>
+      <w:pPr>
+        <w:spacing w:before="0" w:after="0"/>
+      </w:pPr>
+    </w:p>
+    <w:p>
+      <w:pPr>
+        <w:spacing w:before="0" w:after="0"/>
+      </w:pPr>
     </w:p>
     <w:bookmarkEnd w:id="81"/>
     <w:bookmarkStart w:id="85" w:name="第-14-题"/>
@@ -15349,6 +15809,31 @@
         <w:t>。</w:t>
       </w:r>
     </w:p>
+    <w:p>
+      <w:pPr>
+        <w:spacing w:before="0" w:after="0"/>
+      </w:pPr>
+    </w:p>
+    <w:p>
+      <w:pPr>
+        <w:spacing w:before="0" w:after="0"/>
+      </w:pPr>
+    </w:p>
+    <w:p>
+      <w:pPr>
+        <w:spacing w:before="0" w:after="0"/>
+      </w:pPr>
+    </w:p>
+    <w:p>
+      <w:pPr>
+        <w:spacing w:before="0" w:after="0"/>
+      </w:pPr>
+    </w:p>
+    <w:p>
+      <w:pPr>
+        <w:spacing w:before="0" w:after="0"/>
+      </w:pPr>
+    </w:p>
     <w:bookmarkEnd w:id="85"/>
     <w:bookmarkStart w:id="89" w:name="第-15-题"/>
     <w:p>
@@ -16713,6 +17198,46 @@
         </w:rPr>
         <w:t>。</w:t>
       </w:r>
+    </w:p>
+    <w:p>
+      <w:pPr>
+        <w:spacing w:before="0" w:after="0"/>
+      </w:pPr>
+    </w:p>
+    <w:p>
+      <w:pPr>
+        <w:spacing w:before="0" w:after="0"/>
+      </w:pPr>
+    </w:p>
+    <w:p>
+      <w:pPr>
+        <w:spacing w:before="0" w:after="0"/>
+      </w:pPr>
+    </w:p>
+    <w:p>
+      <w:pPr>
+        <w:spacing w:before="0" w:after="0"/>
+      </w:pPr>
+    </w:p>
+    <w:p>
+      <w:pPr>
+        <w:spacing w:before="0" w:after="0"/>
+      </w:pPr>
+    </w:p>
+    <w:p>
+      <w:pPr>
+        <w:spacing w:before="0" w:after="0"/>
+      </w:pPr>
+    </w:p>
+    <w:p>
+      <w:pPr>
+        <w:spacing w:before="0" w:after="0"/>
+      </w:pPr>
+    </w:p>
+    <w:p>
+      <w:pPr>
+        <w:spacing w:before="0" w:after="0"/>
+      </w:pPr>
     </w:p>
     <w:p>
       <w:pPr>

--- a/00-首页/题组Word/综合模拟卷/综合模拟卷I-学生版.docx
+++ b/00-首页/题组Word/综合模拟卷/综合模拟卷I-学生版.docx
@@ -10408,6 +10408,7 @@
     <w:p>
       <w:pPr>
         <w:pStyle w:val="BodyText"/>
+        <w:spacing w:before="0" w:after="0"/>
       </w:pPr>
       <w:r>
         <w:rPr>
@@ -10437,6 +10438,7 @@
     <w:p>
       <w:pPr>
         <w:pStyle w:val="BodyText"/>
+        <w:spacing w:before="0" w:after="0"/>
       </w:pPr>
       <w:r>
         <w:rPr>
@@ -10466,6 +10468,7 @@
     <w:p>
       <w:pPr>
         <w:pStyle w:val="BodyText"/>
+        <w:spacing w:before="0" w:after="0"/>
       </w:pPr>
       <w:r>
         <w:rPr>
@@ -10495,6 +10498,7 @@
     <w:p>
       <w:pPr>
         <w:pStyle w:val="BodyText"/>
+        <w:spacing w:before="0" w:after="0"/>
       </w:pPr>
       <w:r>
         <w:rPr>
@@ -11829,6 +11833,14 @@
       <w:tblPr>
         <w:tblStyle w:val="Table"/>
         <w:tblW w:type="auto" w:w="0"/>
+        <w:tblBorders>
+          <w:top w:val="single" w:sz="12" w:space="0" w:color="000000"/>
+          <w:left w:val="none" w:sz="0" w:space="0" w:color="auto"/>
+          <w:bottom w:val="single" w:sz="12" w:space="0" w:color="000000"/>
+          <w:right w:val="none" w:sz="0" w:space="0" w:color="auto"/>
+          <w:insideH w:val="none" w:sz="0" w:space="0" w:color="auto"/>
+          <w:insideV w:val="none" w:sz="0" w:space="0" w:color="auto"/>
+        </w:tblBorders>
         <w:tblLook w:firstRow="1" w:lastRow="0" w:firstColumn="0" w:lastColumn="0" w:noHBand="0" w:noVBand="0" w:val="0020"/>
       </w:tblPr>
       <w:tblGrid>
@@ -11841,7 +11853,11 @@
           <w:tblHeader w:val="on"/>
         </w:trPr>
         <w:tc>
-          <w:tcPr/>
+          <w:tcPr>
+            <w:tcBorders>
+              <w:bottom w:val="single" w:sz="8" w:space="0" w:color="000000"/>
+            </w:tcBorders>
+          </w:tcPr>
           <w:p>
             <w:pPr>
               <w:pStyle w:val="Compact"/>
@@ -11857,7 +11873,11 @@
           </w:p>
         </w:tc>
         <w:tc>
-          <w:tcPr/>
+          <w:tcPr>
+            <w:tcBorders>
+              <w:bottom w:val="single" w:sz="8" w:space="0" w:color="000000"/>
+            </w:tcBorders>
+          </w:tcPr>
           <w:p>
             <w:pPr>
               <w:pStyle w:val="Compact"/>
@@ -11873,7 +11893,11 @@
           </w:p>
         </w:tc>
         <w:tc>
-          <w:tcPr/>
+          <w:tcPr>
+            <w:tcBorders>
+              <w:bottom w:val="single" w:sz="8" w:space="0" w:color="000000"/>
+            </w:tcBorders>
+          </w:tcPr>
           <w:p>
             <w:pPr>
               <w:pStyle w:val="Compact"/>
@@ -17977,7 +18001,7 @@
     <ns0:rPr>
       <ns0:rFonts ns0:ascii="Times New Roman" ns0:cs="Times New Roman" ns0:eastAsia="SimHei" ns0:hAnsi="Times New Roman"/>
       <ns0:b/>
-      <ns0:color ns0:val="17324D"/>
+      <ns0:color ns0:val="000000"/>
       <ns0:sz ns0:val="44"/>
       <ns0:szCs ns0:val="56"/>
     </ns0:rPr>
@@ -18119,7 +18143,7 @@
     <ns0:rPr>
       <ns0:rFonts ns0:ascii="Times New Roman" ns0:cs="Times New Roman" ns0:eastAsia="SimHei" ns0:hAnsi="Times New Roman"/>
       <ns0:b/>
-      <ns0:color ns0:val="17324D"/>
+      <ns0:color ns0:val="000000"/>
       <ns0:sz ns0:val="32"/>
       <ns0:szCs ns0:val="40"/>
     </ns0:rPr>
@@ -18143,7 +18167,7 @@
     <ns0:rPr>
       <ns0:rFonts ns0:ascii="Times New Roman" ns0:cs="Times New Roman" ns0:eastAsia="SimHei" ns0:hAnsi="Times New Roman"/>
       <ns0:b/>
-      <ns0:color ns0:val="17324D"/>
+      <ns0:color ns0:val="000000"/>
       <ns0:sz ns0:val="28"/>
       <ns0:szCs ns0:val="32"/>
     </ns0:rPr>
@@ -18167,7 +18191,7 @@
     <ns0:rPr>
       <ns0:rFonts ns0:ascii="Times New Roman" ns0:cs="Times New Roman" ns0:eastAsia="SimHei" ns0:hAnsi="Times New Roman"/>
       <ns0:b/>
-      <ns0:color ns0:val="17324D"/>
+      <ns0:color ns0:val="000000"/>
       <ns0:sz ns0:val="25"/>
       <ns0:szCs ns0:val="28"/>
     </ns0:rPr>
